--- a/APEL-2025-2026_theatre.docx
+++ b/APEL-2025-2026_theatre.docx
@@ -112,7 +112,6 @@
                                 </w14:props3d>
                               </w:rPr>
                             </w:pPr>
-                            <w:proofErr w:type="gramStart"/>
                             <w:r>
                               <w:rPr>
                                 <w:rFonts w:ascii="Bodoni MT Black" w:hAnsi="Bodoni MT Black"/>
@@ -151,28 +150,7 @@
                                   <w14:bevelT w14:w="25400" w14:h="38100" w14:prst="circle"/>
                                 </w14:props3d>
                               </w:rPr>
-                              <w:t>ercredi</w:t>
-                            </w:r>
-                            <w:proofErr w:type="gramEnd"/>
-                            <w:r>
-                              <w:rPr>
-                                <w:rFonts w:ascii="Bodoni MT Black" w:hAnsi="Bodoni MT Black"/>
-                                <w:b/>
-                                <w:color w:val="C00000"/>
-                                <w:sz w:val="48"/>
-                                <w:szCs w:val="48"/>
-                                <w14:textOutline w14:w="3175" w14:cap="flat" w14:cmpd="sng" w14:algn="ctr">
-                                  <w14:solidFill>
-                                    <w14:schemeClr w14:val="tx1"/>
-                                  </w14:solidFill>
-                                  <w14:prstDash w14:val="solid"/>
-                                  <w14:round/>
-                                </w14:textOutline>
-                                <w14:props3d w14:extrusionH="57150" w14:contourW="0" w14:prstMaterial="softEdge">
-                                  <w14:bevelT w14:w="25400" w14:h="38100" w14:prst="circle"/>
-                                </w14:props3d>
-                              </w:rPr>
-                              <w:t xml:space="preserve"> </w:t>
+                              <w:t xml:space="preserve">ercredi </w:t>
                             </w:r>
                             <w:r>
                               <w:rPr>
@@ -336,7 +314,6 @@
                                 </w14:props3d>
                               </w:rPr>
                             </w:pPr>
-                            <w:proofErr w:type="gramStart"/>
                             <w:r>
                               <w:rPr>
                                 <w:rFonts w:ascii="Bodoni MT Black" w:hAnsi="Bodoni MT Black"/>
@@ -375,28 +352,7 @@
                                   <w14:bevelT w14:w="25400" w14:h="38100" w14:prst="circle"/>
                                 </w14:props3d>
                               </w:rPr>
-                              <w:t>ar</w:t>
-                            </w:r>
-                            <w:proofErr w:type="gramEnd"/>
-                            <w:r>
-                              <w:rPr>
-                                <w:rFonts w:ascii="Bodoni MT Black" w:hAnsi="Bodoni MT Black"/>
-                                <w:b/>
-                                <w:color w:val="C00000"/>
-                                <w:sz w:val="48"/>
-                                <w:szCs w:val="48"/>
-                                <w14:textOutline w14:w="3175" w14:cap="flat" w14:cmpd="sng" w14:algn="ctr">
-                                  <w14:solidFill>
-                                    <w14:schemeClr w14:val="tx1"/>
-                                  </w14:solidFill>
-                                  <w14:prstDash w14:val="solid"/>
-                                  <w14:round/>
-                                </w14:textOutline>
-                                <w14:props3d w14:extrusionH="57150" w14:contourW="0" w14:prstMaterial="softEdge">
-                                  <w14:bevelT w14:w="25400" w14:h="38100" w14:prst="circle"/>
-                                </w14:props3d>
-                              </w:rPr>
-                              <w:t xml:space="preserve"> les élèves de CM1-CM2</w:t>
+                              <w:t>ar les élèves de CM1-CM2</w:t>
                             </w:r>
                           </w:p>
                         </w:txbxContent>
@@ -500,7 +456,6 @@
                           </w14:props3d>
                         </w:rPr>
                       </w:pPr>
-                      <w:proofErr w:type="gramStart"/>
                       <w:r>
                         <w:rPr>
                           <w:rFonts w:ascii="Bodoni MT Black" w:hAnsi="Bodoni MT Black"/>
@@ -539,28 +494,7 @@
                             <w14:bevelT w14:w="25400" w14:h="38100" w14:prst="circle"/>
                           </w14:props3d>
                         </w:rPr>
-                        <w:t>ercredi</w:t>
-                      </w:r>
-                      <w:proofErr w:type="gramEnd"/>
-                      <w:r>
-                        <w:rPr>
-                          <w:rFonts w:ascii="Bodoni MT Black" w:hAnsi="Bodoni MT Black"/>
-                          <w:b/>
-                          <w:color w:val="C00000"/>
-                          <w:sz w:val="48"/>
-                          <w:szCs w:val="48"/>
-                          <w14:textOutline w14:w="3175" w14:cap="flat" w14:cmpd="sng" w14:algn="ctr">
-                            <w14:solidFill>
-                              <w14:schemeClr w14:val="tx1"/>
-                            </w14:solidFill>
-                            <w14:prstDash w14:val="solid"/>
-                            <w14:round/>
-                          </w14:textOutline>
-                          <w14:props3d w14:extrusionH="57150" w14:contourW="0" w14:prstMaterial="softEdge">
-                            <w14:bevelT w14:w="25400" w14:h="38100" w14:prst="circle"/>
-                          </w14:props3d>
-                        </w:rPr>
-                        <w:t xml:space="preserve"> </w:t>
+                        <w:t xml:space="preserve">ercredi </w:t>
                       </w:r>
                       <w:r>
                         <w:rPr>
@@ -724,7 +658,6 @@
                           </w14:props3d>
                         </w:rPr>
                       </w:pPr>
-                      <w:proofErr w:type="gramStart"/>
                       <w:r>
                         <w:rPr>
                           <w:rFonts w:ascii="Bodoni MT Black" w:hAnsi="Bodoni MT Black"/>
@@ -763,28 +696,7 @@
                             <w14:bevelT w14:w="25400" w14:h="38100" w14:prst="circle"/>
                           </w14:props3d>
                         </w:rPr>
-                        <w:t>ar</w:t>
-                      </w:r>
-                      <w:proofErr w:type="gramEnd"/>
-                      <w:r>
-                        <w:rPr>
-                          <w:rFonts w:ascii="Bodoni MT Black" w:hAnsi="Bodoni MT Black"/>
-                          <w:b/>
-                          <w:color w:val="C00000"/>
-                          <w:sz w:val="48"/>
-                          <w:szCs w:val="48"/>
-                          <w14:textOutline w14:w="3175" w14:cap="flat" w14:cmpd="sng" w14:algn="ctr">
-                            <w14:solidFill>
-                              <w14:schemeClr w14:val="tx1"/>
-                            </w14:solidFill>
-                            <w14:prstDash w14:val="solid"/>
-                            <w14:round/>
-                          </w14:textOutline>
-                          <w14:props3d w14:extrusionH="57150" w14:contourW="0" w14:prstMaterial="softEdge">
-                            <w14:bevelT w14:w="25400" w14:h="38100" w14:prst="circle"/>
-                          </w14:props3d>
-                        </w:rPr>
-                        <w:t xml:space="preserve"> les élèves de CM1-CM2</w:t>
+                        <w:t>ar les élèves de CM1-CM2</w:t>
                       </w:r>
                     </w:p>
                   </w:txbxContent>
@@ -1217,7 +1129,7 @@
                 <w:sz w:val="24"/>
                 <w:szCs w:val="24"/>
               </w:rPr>
-              <w:t xml:space="preserve">Nous vous donnons rendez-vous à 19h15, </w:t>
+              <w:t xml:space="preserve">Nous vous donnons rendez-vous à 19h, </w:t>
             </w:r>
             <w:r>
               <w:rPr>
@@ -1235,7 +1147,17 @@
                 <w:sz w:val="24"/>
                 <w:szCs w:val="24"/>
               </w:rPr>
-              <w:t>15 minutes avant le début du spectacle</w:t>
+              <w:t>30</w:t>
+            </w:r>
+            <w:r>
+              <w:rPr>
+                <w:rFonts w:ascii="Bodoni MT" w:hAnsi="Bodoni MT"/>
+                <w:b/>
+                <w:bCs/>
+                <w:sz w:val="24"/>
+                <w:szCs w:val="24"/>
+              </w:rPr>
+              <w:t xml:space="preserve"> minutes avant le début du spectacle</w:t>
             </w:r>
             <w:r>
               <w:rPr>
